--- a/Rutastrofe_Guion_Storyboard.docx
+++ b/Rutastrofe_Guion_Storyboard.docx
@@ -83,7 +83,7 @@
           <w:b/>
           <w:bCs/>
         </w:rPr>
-        <w:t xml:space="preserve">las decisiones viales de los jóvenes en Medellín</w:t>
+        <w:t xml:space="preserve">las decisiones al conducir de los jóvenes conductores de moto y repartidores en Medellín</w:t>
       </w:r>
       <w:r>
         <w:t xml:space="preserve">. Jax es un joven repartidor en moto; la Inmensa Cabezota representa el afán y la imprudencia, y se acerca cada vez que el jugador toma una mala decisión.</w:t>
@@ -743,7 +743,7 @@
         <w:pStyle w:val="Heading1"/>
       </w:pPr>
       <w:r>
-        <w:t xml:space="preserve">4. Historia (Nivel 1: "El repartidor")</w:t>
+        <w:t xml:space="preserve">4. Historia (Nivel 1: "La avenida")</w:t>
       </w:r>
     </w:p>
     <w:tbl>
@@ -1972,7 +1972,7 @@
                 <w:sz w:val="19"/>
                 <w:szCs w:val="19"/>
               </w:rPr>
-              <w:t xml:space="preserve">Tres niveles (1 El repartidor, 2 El peatón, 3 El ciudadano); los bloqueados aparecen en gris</w:t>
+              <w:t xml:space="preserve">Tres niveles (1 La avenida, 2 El barrio, 3 La hora pico); los bloqueados aparecen en gris</w:t>
             </w:r>
           </w:p>
         </w:tc>
@@ -2494,10 +2494,10 @@
           <w:b/>
           <w:bCs/>
         </w:rPr>
-        <w:t xml:space="preserve">Nivel 2: "El peatón".</w:t>
-      </w:r>
-      <w:r>
-        <w:t xml:space="preserve"> Jax camina por el barrio y debe cruzar por cebras y puentes, mirar antes de pasar y no distraerse con el celular.</w:t>
+        <w:t xml:space="preserve">Nivel 2: "El barrio".</w:t>
+      </w:r>
+      <w:r>
+        <w:t xml:space="preserve"> Jax conduce de noche y con lluvia: visibilidad baja, piso resbaladizo, casco obligatorio, uso del celular y distancia de seguridad con otros vehículos.</w:t>
       </w:r>
     </w:p>
     <w:p>
@@ -2514,10 +2514,10 @@
           <w:b/>
           <w:bCs/>
         </w:rPr>
-        <w:t xml:space="preserve">Nivel 3: "El ciudadano".</w:t>
-      </w:r>
-      <w:r>
-        <w:t xml:space="preserve"> Jax decide cómo moverse por la ciudad (caminar, transporte público o moto) y ve las consecuencias en tiempo y seguridad.</w:t>
+        <w:t xml:space="preserve">Nivel 3: "La hora pico".</w:t>
+      </w:r>
+      <w:r>
+        <w:t xml:space="preserve"> Congestión, afán y adelantamientos: el jugador decide si respeta el carril y la fila o se arriesga entre vehículos, y la Cabezota se mueve más rápido.</w:t>
       </w:r>
     </w:p>
     <w:p>

--- a/Rutastrofe_Guion_Storyboard.docx
+++ b/Rutastrofe_Guion_Storyboard.docx
@@ -4,6 +4,51 @@
   <w:body>
     <w:p>
       <w:pPr>
+        <w:jc w:val="center"/>
+      </w:pPr>
+      <w:r>
+        <w:drawing>
+          <wp:inline distT="0" distB="0" distL="0" distR="0">
+            <wp:extent cx="3619500" cy="1371600"/>
+            <wp:effectExtent t="0" r="0" b="0" l="0"/>
+            <wp:docPr id="1" name="figura" descr="figura" title="figura"/>
+            <wp:cNvGraphicFramePr>
+              <a:graphicFrameLocks xmlns:a="http://schemas.openxmlformats.org/drawingml/2006/main" noChangeAspect="1"/>
+            </wp:cNvGraphicFramePr>
+            <a:graphic xmlns:a="http://schemas.openxmlformats.org/drawingml/2006/main">
+              <a:graphicData uri="http://schemas.openxmlformats.org/drawingml/2006/picture">
+                <pic:pic xmlns:pic="http://schemas.openxmlformats.org/drawingml/2006/picture">
+                  <pic:nvPicPr>
+                    <pic:cNvPr id="0" name="" descr=""/>
+                    <pic:cNvPicPr>
+                      <a:picLocks noChangeAspect="1" noChangeArrowheads="1"/>
+                    </pic:cNvPicPr>
+                  </pic:nvPicPr>
+                  <pic:blipFill>
+                    <a:blip r:embed="rId7" cstate="none"/>
+                    <a:srcRect/>
+                    <a:stretch>
+                      <a:fillRect/>
+                    </a:stretch>
+                  </pic:blipFill>
+                  <pic:spPr bwMode="auto">
+                    <a:xfrm>
+                      <a:off x="0" y="0"/>
+                      <a:ext cx="3619500" cy="1371600"/>
+                    </a:xfrm>
+                    <a:prstGeom prst="rect">
+                      <a:avLst/>
+                    </a:prstGeom>
+                  </pic:spPr>
+                </pic:pic>
+              </a:graphicData>
+            </a:graphic>
+          </wp:inline>
+        </w:drawing>
+      </w:r>
+    </w:p>
+    <w:p>
+      <w:pPr>
         <w:spacing w:after="200" w:before="0"/>
         <w:jc w:val="center"/>
       </w:pPr>
@@ -11,8 +56,8 @@
         <w:rPr>
           <w:b/>
           <w:bCs/>
-          <w:sz w:val="48"/>
-          <w:szCs w:val="48"/>
+          <w:sz w:val="32"/>
+          <w:szCs w:val="32"/>
         </w:rPr>
         <w:t xml:space="preserve">Rutástrofe</w:t>
       </w:r>
@@ -2525,8 +2570,602 @@
         <w:pStyle w:val="Heading1"/>
       </w:pPr>
       <w:r>
-        <w:t xml:space="preserve">7. Propuesta de logo</w:t>
-      </w:r>
+        <w:t xml:space="preserve">7. Reglas básicas del juego</w:t>
+      </w:r>
+    </w:p>
+    <w:tbl>
+      <w:tblPr>
+        <w:tblW w:type="dxa" w:w="9360"/>
+        <w:tblBorders>
+          <w:top w:val="single" w:color="auto" w:sz="4"/>
+          <w:left w:val="single" w:color="auto" w:sz="4"/>
+          <w:bottom w:val="single" w:color="auto" w:sz="4"/>
+          <w:right w:val="single" w:color="auto" w:sz="4"/>
+          <w:insideH w:val="single" w:color="auto" w:sz="4"/>
+          <w:insideV w:val="single" w:color="auto" w:sz="4"/>
+        </w:tblBorders>
+      </w:tblPr>
+      <w:tblGrid>
+        <w:gridCol w:w="4200"/>
+        <w:gridCol w:w="2760"/>
+        <w:gridCol w:w="2400"/>
+      </w:tblGrid>
+      <w:tr>
+        <w:trPr>
+          <w:cantSplit/>
+          <w:tblHeader/>
+        </w:trPr>
+        <w:tc>
+          <w:tcPr>
+            <w:tcW w:type="dxa" w:w="4200"/>
+            <w:tcBorders>
+              <w:top w:val="single" w:color="999999" w:sz="4"/>
+              <w:left w:val="single" w:color="999999" w:sz="4"/>
+              <w:bottom w:val="single" w:color="999999" w:sz="4"/>
+              <w:right w:val="single" w:color="999999" w:sz="4"/>
+            </w:tcBorders>
+            <w:shd w:fill="1F4E79" w:color="auto" w:val="clear"/>
+            <w:tcMar>
+              <w:top w:type="dxa" w:w="60"/>
+              <w:left w:type="dxa" w:w="90"/>
+              <w:bottom w:type="dxa" w:w="60"/>
+              <w:right w:type="dxa" w:w="90"/>
+            </w:tcMar>
+          </w:tcPr>
+          <w:p>
+            <w:pPr>
+              <w:spacing w:after="40"/>
+            </w:pPr>
+            <w:r>
+              <w:rPr>
+                <w:b/>
+                <w:bCs/>
+                <w:color w:val="FFFFFF"/>
+                <w:sz w:val="19"/>
+                <w:szCs w:val="19"/>
+              </w:rPr>
+              <w:t xml:space="preserve">Situación</w:t>
+            </w:r>
+          </w:p>
+        </w:tc>
+        <w:tc>
+          <w:tcPr>
+            <w:tcW w:type="dxa" w:w="2760"/>
+            <w:tcBorders>
+              <w:top w:val="single" w:color="999999" w:sz="4"/>
+              <w:left w:val="single" w:color="999999" w:sz="4"/>
+              <w:bottom w:val="single" w:color="999999" w:sz="4"/>
+              <w:right w:val="single" w:color="999999" w:sz="4"/>
+            </w:tcBorders>
+            <w:shd w:fill="1F4E79" w:color="auto" w:val="clear"/>
+            <w:tcMar>
+              <w:top w:type="dxa" w:w="60"/>
+              <w:left w:type="dxa" w:w="90"/>
+              <w:bottom w:type="dxa" w:w="60"/>
+              <w:right w:type="dxa" w:w="90"/>
+            </w:tcMar>
+          </w:tcPr>
+          <w:p>
+            <w:pPr>
+              <w:spacing w:after="40"/>
+            </w:pPr>
+            <w:r>
+              <w:rPr>
+                <w:b/>
+                <w:bCs/>
+                <w:color w:val="FFFFFF"/>
+                <w:sz w:val="19"/>
+                <w:szCs w:val="19"/>
+              </w:rPr>
+              <w:t xml:space="preserve">Resultado</w:t>
+            </w:r>
+          </w:p>
+        </w:tc>
+        <w:tc>
+          <w:tcPr>
+            <w:tcW w:type="dxa" w:w="2400"/>
+            <w:tcBorders>
+              <w:top w:val="single" w:color="999999" w:sz="4"/>
+              <w:left w:val="single" w:color="999999" w:sz="4"/>
+              <w:bottom w:val="single" w:color="999999" w:sz="4"/>
+              <w:right w:val="single" w:color="999999" w:sz="4"/>
+            </w:tcBorders>
+            <w:shd w:fill="1F4E79" w:color="auto" w:val="clear"/>
+            <w:tcMar>
+              <w:top w:type="dxa" w:w="60"/>
+              <w:left w:type="dxa" w:w="90"/>
+              <w:bottom w:type="dxa" w:w="60"/>
+              <w:right w:type="dxa" w:w="90"/>
+            </w:tcMar>
+          </w:tcPr>
+          <w:p>
+            <w:pPr>
+              <w:spacing w:after="40"/>
+            </w:pPr>
+            <w:r>
+              <w:rPr>
+                <w:b/>
+                <w:bCs/>
+                <w:color w:val="FFFFFF"/>
+                <w:sz w:val="19"/>
+                <w:szCs w:val="19"/>
+              </w:rPr>
+              <w:t xml:space="preserve">Efecto en la Cabezota</w:t>
+            </w:r>
+          </w:p>
+        </w:tc>
+      </w:tr>
+      <w:tr>
+        <w:trPr>
+          <w:cantSplit/>
+          <w:tblHeader w:val="false"/>
+        </w:trPr>
+        <w:tc>
+          <w:tcPr>
+            <w:tcW w:type="dxa" w:w="4200"/>
+            <w:tcBorders>
+              <w:top w:val="single" w:color="999999" w:sz="4"/>
+              <w:left w:val="single" w:color="999999" w:sz="4"/>
+              <w:bottom w:val="single" w:color="999999" w:sz="4"/>
+              <w:right w:val="single" w:color="999999" w:sz="4"/>
+            </w:tcBorders>
+            <w:tcMar>
+              <w:top w:type="dxa" w:w="60"/>
+              <w:left w:type="dxa" w:w="90"/>
+              <w:bottom w:type="dxa" w:w="60"/>
+              <w:right w:type="dxa" w:w="90"/>
+            </w:tcMar>
+          </w:tcPr>
+          <w:p>
+            <w:pPr>
+              <w:spacing w:after="40"/>
+            </w:pPr>
+            <w:r>
+              <w:rPr>
+                <w:sz w:val="19"/>
+                <w:szCs w:val="19"/>
+              </w:rPr>
+              <w:t xml:space="preserve">Decisión segura (frenar en rojo, usar casco, guardar distancia)</w:t>
+            </w:r>
+          </w:p>
+        </w:tc>
+        <w:tc>
+          <w:tcPr>
+            <w:tcW w:type="dxa" w:w="2760"/>
+            <w:tcBorders>
+              <w:top w:val="single" w:color="999999" w:sz="4"/>
+              <w:left w:val="single" w:color="999999" w:sz="4"/>
+              <w:bottom w:val="single" w:color="999999" w:sz="4"/>
+              <w:right w:val="single" w:color="999999" w:sz="4"/>
+            </w:tcBorders>
+            <w:tcMar>
+              <w:top w:type="dxa" w:w="60"/>
+              <w:left w:type="dxa" w:w="90"/>
+              <w:bottom w:type="dxa" w:w="60"/>
+              <w:right w:type="dxa" w:w="90"/>
+            </w:tcMar>
+          </w:tcPr>
+          <w:p>
+            <w:pPr>
+              <w:spacing w:after="40"/>
+            </w:pPr>
+            <w:r>
+              <w:rPr>
+                <w:sz w:val="19"/>
+                <w:szCs w:val="19"/>
+              </w:rPr>
+              <w:t xml:space="preserve">+10 puntos</w:t>
+            </w:r>
+          </w:p>
+        </w:tc>
+        <w:tc>
+          <w:tcPr>
+            <w:tcW w:type="dxa" w:w="2400"/>
+            <w:tcBorders>
+              <w:top w:val="single" w:color="999999" w:sz="4"/>
+              <w:left w:val="single" w:color="999999" w:sz="4"/>
+              <w:bottom w:val="single" w:color="999999" w:sz="4"/>
+              <w:right w:val="single" w:color="999999" w:sz="4"/>
+            </w:tcBorders>
+            <w:tcMar>
+              <w:top w:type="dxa" w:w="60"/>
+              <w:left w:type="dxa" w:w="90"/>
+              <w:bottom w:type="dxa" w:w="60"/>
+              <w:right w:type="dxa" w:w="90"/>
+            </w:tcMar>
+          </w:tcPr>
+          <w:p>
+            <w:pPr>
+              <w:spacing w:after="40"/>
+            </w:pPr>
+            <w:r>
+              <w:rPr>
+                <w:sz w:val="19"/>
+                <w:szCs w:val="19"/>
+              </w:rPr>
+              <w:t xml:space="preserve">Se aleja</w:t>
+            </w:r>
+          </w:p>
+        </w:tc>
+      </w:tr>
+      <w:tr>
+        <w:trPr>
+          <w:cantSplit/>
+          <w:tblHeader w:val="false"/>
+        </w:trPr>
+        <w:tc>
+          <w:tcPr>
+            <w:tcW w:type="dxa" w:w="4200"/>
+            <w:tcBorders>
+              <w:top w:val="single" w:color="999999" w:sz="4"/>
+              <w:left w:val="single" w:color="999999" w:sz="4"/>
+              <w:bottom w:val="single" w:color="999999" w:sz="4"/>
+              <w:right w:val="single" w:color="999999" w:sz="4"/>
+            </w:tcBorders>
+            <w:tcMar>
+              <w:top w:type="dxa" w:w="60"/>
+              <w:left w:type="dxa" w:w="90"/>
+              <w:bottom w:type="dxa" w:w="60"/>
+              <w:right w:type="dxa" w:w="90"/>
+            </w:tcMar>
+          </w:tcPr>
+          <w:p>
+            <w:pPr>
+              <w:spacing w:after="40"/>
+            </w:pPr>
+            <w:r>
+              <w:rPr>
+                <w:sz w:val="19"/>
+                <w:szCs w:val="19"/>
+              </w:rPr>
+              <w:t xml:space="preserve">Decisión insegura (pasar en rojo, usar el celular, adelantar con afán)</w:t>
+            </w:r>
+          </w:p>
+        </w:tc>
+        <w:tc>
+          <w:tcPr>
+            <w:tcW w:type="dxa" w:w="2760"/>
+            <w:tcBorders>
+              <w:top w:val="single" w:color="999999" w:sz="4"/>
+              <w:left w:val="single" w:color="999999" w:sz="4"/>
+              <w:bottom w:val="single" w:color="999999" w:sz="4"/>
+              <w:right w:val="single" w:color="999999" w:sz="4"/>
+            </w:tcBorders>
+            <w:tcMar>
+              <w:top w:type="dxa" w:w="60"/>
+              <w:left w:type="dxa" w:w="90"/>
+              <w:bottom w:type="dxa" w:w="60"/>
+              <w:right w:type="dxa" w:w="90"/>
+            </w:tcMar>
+          </w:tcPr>
+          <w:p>
+            <w:pPr>
+              <w:spacing w:after="40"/>
+            </w:pPr>
+            <w:r>
+              <w:rPr>
+                <w:sz w:val="19"/>
+                <w:szCs w:val="19"/>
+              </w:rPr>
+              <w:t xml:space="preserve">-1 vida</w:t>
+            </w:r>
+          </w:p>
+        </w:tc>
+        <w:tc>
+          <w:tcPr>
+            <w:tcW w:type="dxa" w:w="2400"/>
+            <w:tcBorders>
+              <w:top w:val="single" w:color="999999" w:sz="4"/>
+              <w:left w:val="single" w:color="999999" w:sz="4"/>
+              <w:bottom w:val="single" w:color="999999" w:sz="4"/>
+              <w:right w:val="single" w:color="999999" w:sz="4"/>
+            </w:tcBorders>
+            <w:tcMar>
+              <w:top w:type="dxa" w:w="60"/>
+              <w:left w:type="dxa" w:w="90"/>
+              <w:bottom w:type="dxa" w:w="60"/>
+              <w:right w:type="dxa" w:w="90"/>
+            </w:tcMar>
+          </w:tcPr>
+          <w:p>
+            <w:pPr>
+              <w:spacing w:after="40"/>
+            </w:pPr>
+            <w:r>
+              <w:rPr>
+                <w:sz w:val="19"/>
+                <w:szCs w:val="19"/>
+              </w:rPr>
+              <w:t xml:space="preserve">Se acerca</w:t>
+            </w:r>
+          </w:p>
+        </w:tc>
+      </w:tr>
+      <w:tr>
+        <w:trPr>
+          <w:cantSplit/>
+          <w:tblHeader w:val="false"/>
+        </w:trPr>
+        <w:tc>
+          <w:tcPr>
+            <w:tcW w:type="dxa" w:w="4200"/>
+            <w:tcBorders>
+              <w:top w:val="single" w:color="999999" w:sz="4"/>
+              <w:left w:val="single" w:color="999999" w:sz="4"/>
+              <w:bottom w:val="single" w:color="999999" w:sz="4"/>
+              <w:right w:val="single" w:color="999999" w:sz="4"/>
+            </w:tcBorders>
+            <w:tcMar>
+              <w:top w:type="dxa" w:w="60"/>
+              <w:left w:type="dxa" w:w="90"/>
+              <w:bottom w:type="dxa" w:w="60"/>
+              <w:right w:type="dxa" w:w="90"/>
+            </w:tcMar>
+          </w:tcPr>
+          <w:p>
+            <w:pPr>
+              <w:spacing w:after="40"/>
+            </w:pPr>
+            <w:r>
+              <w:rPr>
+                <w:sz w:val="19"/>
+                <w:szCs w:val="19"/>
+              </w:rPr>
+              <w:t xml:space="preserve">Recoger un pedido</w:t>
+            </w:r>
+          </w:p>
+        </w:tc>
+        <w:tc>
+          <w:tcPr>
+            <w:tcW w:type="dxa" w:w="2760"/>
+            <w:tcBorders>
+              <w:top w:val="single" w:color="999999" w:sz="4"/>
+              <w:left w:val="single" w:color="999999" w:sz="4"/>
+              <w:bottom w:val="single" w:color="999999" w:sz="4"/>
+              <w:right w:val="single" w:color="999999" w:sz="4"/>
+            </w:tcBorders>
+            <w:tcMar>
+              <w:top w:type="dxa" w:w="60"/>
+              <w:left w:type="dxa" w:w="90"/>
+              <w:bottom w:type="dxa" w:w="60"/>
+              <w:right w:type="dxa" w:w="90"/>
+            </w:tcMar>
+          </w:tcPr>
+          <w:p>
+            <w:pPr>
+              <w:spacing w:after="40"/>
+            </w:pPr>
+            <w:r>
+              <w:rPr>
+                <w:sz w:val="19"/>
+                <w:szCs w:val="19"/>
+              </w:rPr>
+              <w:t xml:space="preserve">+5 puntos</w:t>
+            </w:r>
+          </w:p>
+        </w:tc>
+        <w:tc>
+          <w:tcPr>
+            <w:tcW w:type="dxa" w:w="2400"/>
+            <w:tcBorders>
+              <w:top w:val="single" w:color="999999" w:sz="4"/>
+              <w:left w:val="single" w:color="999999" w:sz="4"/>
+              <w:bottom w:val="single" w:color="999999" w:sz="4"/>
+              <w:right w:val="single" w:color="999999" w:sz="4"/>
+            </w:tcBorders>
+            <w:tcMar>
+              <w:top w:type="dxa" w:w="60"/>
+              <w:left w:type="dxa" w:w="90"/>
+              <w:bottom w:type="dxa" w:w="60"/>
+              <w:right w:type="dxa" w:w="90"/>
+            </w:tcMar>
+          </w:tcPr>
+          <w:p>
+            <w:pPr>
+              <w:spacing w:after="40"/>
+            </w:pPr>
+            <w:r>
+              <w:rPr>
+                <w:sz w:val="19"/>
+                <w:szCs w:val="19"/>
+              </w:rPr>
+              <w:t xml:space="preserve">Sin efecto</w:t>
+            </w:r>
+          </w:p>
+        </w:tc>
+      </w:tr>
+      <w:tr>
+        <w:trPr>
+          <w:cantSplit/>
+          <w:tblHeader w:val="false"/>
+        </w:trPr>
+        <w:tc>
+          <w:tcPr>
+            <w:tcW w:type="dxa" w:w="4200"/>
+            <w:tcBorders>
+              <w:top w:val="single" w:color="999999" w:sz="4"/>
+              <w:left w:val="single" w:color="999999" w:sz="4"/>
+              <w:bottom w:val="single" w:color="999999" w:sz="4"/>
+              <w:right w:val="single" w:color="999999" w:sz="4"/>
+            </w:tcBorders>
+            <w:tcMar>
+              <w:top w:type="dxa" w:w="60"/>
+              <w:left w:type="dxa" w:w="90"/>
+              <w:bottom w:type="dxa" w:w="60"/>
+              <w:right w:type="dxa" w:w="90"/>
+            </w:tcMar>
+          </w:tcPr>
+          <w:p>
+            <w:pPr>
+              <w:spacing w:after="40"/>
+            </w:pPr>
+            <w:r>
+              <w:rPr>
+                <w:sz w:val="19"/>
+                <w:szCs w:val="19"/>
+              </w:rPr>
+              <w:t xml:space="preserve">La Cabezota alcanza a Jax o se pierden las 3 vidas</w:t>
+            </w:r>
+          </w:p>
+        </w:tc>
+        <w:tc>
+          <w:tcPr>
+            <w:tcW w:type="dxa" w:w="2760"/>
+            <w:tcBorders>
+              <w:top w:val="single" w:color="999999" w:sz="4"/>
+              <w:left w:val="single" w:color="999999" w:sz="4"/>
+              <w:bottom w:val="single" w:color="999999" w:sz="4"/>
+              <w:right w:val="single" w:color="999999" w:sz="4"/>
+            </w:tcBorders>
+            <w:tcMar>
+              <w:top w:type="dxa" w:w="60"/>
+              <w:left w:type="dxa" w:w="90"/>
+              <w:bottom w:type="dxa" w:w="60"/>
+              <w:right w:type="dxa" w:w="90"/>
+            </w:tcMar>
+          </w:tcPr>
+          <w:p>
+            <w:pPr>
+              <w:spacing w:after="40"/>
+            </w:pPr>
+            <w:r>
+              <w:rPr>
+                <w:sz w:val="19"/>
+                <w:szCs w:val="19"/>
+              </w:rPr>
+              <w:t xml:space="preserve">Fin del juego</w:t>
+            </w:r>
+          </w:p>
+        </w:tc>
+        <w:tc>
+          <w:tcPr>
+            <w:tcW w:type="dxa" w:w="2400"/>
+            <w:tcBorders>
+              <w:top w:val="single" w:color="999999" w:sz="4"/>
+              <w:left w:val="single" w:color="999999" w:sz="4"/>
+              <w:bottom w:val="single" w:color="999999" w:sz="4"/>
+              <w:right w:val="single" w:color="999999" w:sz="4"/>
+            </w:tcBorders>
+            <w:tcMar>
+              <w:top w:type="dxa" w:w="60"/>
+              <w:left w:type="dxa" w:w="90"/>
+              <w:bottom w:type="dxa" w:w="60"/>
+              <w:right w:type="dxa" w:w="90"/>
+            </w:tcMar>
+          </w:tcPr>
+          <w:p>
+            <w:pPr>
+              <w:spacing w:after="40"/>
+            </w:pPr>
+            <w:r>
+              <w:rPr>
+                <w:sz w:val="19"/>
+                <w:szCs w:val="19"/>
+              </w:rPr>
+              <w:t xml:space="preserve">Fin del nivel</w:t>
+            </w:r>
+          </w:p>
+        </w:tc>
+      </w:tr>
+      <w:tr>
+        <w:trPr>
+          <w:cantSplit/>
+          <w:tblHeader w:val="false"/>
+        </w:trPr>
+        <w:tc>
+          <w:tcPr>
+            <w:tcW w:type="dxa" w:w="4200"/>
+            <w:tcBorders>
+              <w:top w:val="single" w:color="999999" w:sz="4"/>
+              <w:left w:val="single" w:color="999999" w:sz="4"/>
+              <w:bottom w:val="single" w:color="999999" w:sz="4"/>
+              <w:right w:val="single" w:color="999999" w:sz="4"/>
+            </w:tcBorders>
+            <w:tcMar>
+              <w:top w:type="dxa" w:w="60"/>
+              <w:left w:type="dxa" w:w="90"/>
+              <w:bottom w:type="dxa" w:w="60"/>
+              <w:right w:type="dxa" w:w="90"/>
+            </w:tcMar>
+          </w:tcPr>
+          <w:p>
+            <w:pPr>
+              <w:spacing w:after="40"/>
+            </w:pPr>
+            <w:r>
+              <w:rPr>
+                <w:sz w:val="19"/>
+                <w:szCs w:val="19"/>
+              </w:rPr>
+              <w:t xml:space="preserve">Llegar a casa con al menos 1 vida</w:t>
+            </w:r>
+          </w:p>
+        </w:tc>
+        <w:tc>
+          <w:tcPr>
+            <w:tcW w:type="dxa" w:w="2760"/>
+            <w:tcBorders>
+              <w:top w:val="single" w:color="999999" w:sz="4"/>
+              <w:left w:val="single" w:color="999999" w:sz="4"/>
+              <w:bottom w:val="single" w:color="999999" w:sz="4"/>
+              <w:right w:val="single" w:color="999999" w:sz="4"/>
+            </w:tcBorders>
+            <w:tcMar>
+              <w:top w:type="dxa" w:w="60"/>
+              <w:left w:type="dxa" w:w="90"/>
+              <w:bottom w:type="dxa" w:w="60"/>
+              <w:right w:type="dxa" w:w="90"/>
+            </w:tcMar>
+          </w:tcPr>
+          <w:p>
+            <w:pPr>
+              <w:spacing w:after="40"/>
+            </w:pPr>
+            <w:r>
+              <w:rPr>
+                <w:sz w:val="19"/>
+                <w:szCs w:val="19"/>
+              </w:rPr>
+              <w:t xml:space="preserve">Nivel superado y progreso guardado</w:t>
+            </w:r>
+          </w:p>
+        </w:tc>
+        <w:tc>
+          <w:tcPr>
+            <w:tcW w:type="dxa" w:w="2400"/>
+            <w:tcBorders>
+              <w:top w:val="single" w:color="999999" w:sz="4"/>
+              <w:left w:val="single" w:color="999999" w:sz="4"/>
+              <w:bottom w:val="single" w:color="999999" w:sz="4"/>
+              <w:right w:val="single" w:color="999999" w:sz="4"/>
+            </w:tcBorders>
+            <w:tcMar>
+              <w:top w:type="dxa" w:w="60"/>
+              <w:left w:type="dxa" w:w="90"/>
+              <w:bottom w:type="dxa" w:w="60"/>
+              <w:right w:type="dxa" w:w="90"/>
+            </w:tcMar>
+          </w:tcPr>
+          <w:p>
+            <w:pPr>
+              <w:spacing w:after="40"/>
+            </w:pPr>
+            <w:r>
+              <w:rPr>
+                <w:sz w:val="19"/>
+                <w:szCs w:val="19"/>
+              </w:rPr>
+              <w:t xml:space="preserve">Queda atrás</w:t>
+            </w:r>
+          </w:p>
+        </w:tc>
+      </w:tr>
+    </w:tbl>
+    <w:p>
+      <w:pPr>
+        <w:spacing w:after="60" w:line="276"/>
+        <w:jc w:val="both"/>
+      </w:pPr>
     </w:p>
     <w:p>
       <w:pPr>
@@ -2534,24 +3173,436 @@
         <w:jc w:val="both"/>
       </w:pPr>
       <w:r>
-        <w:t xml:space="preserve">Texto "RUTASTROFE" en letra pixel, con la O reemplazada por un semáforo (rojo, amarillo y verde) y, debajo, la silueta de Jax en moto. Colores del storyboard original: azul del cabello de Jax, rojo de la camiseta y negro de fondo. </w:t>
+        <w:t xml:space="preserve">Estas reglas son la base de los condicionales del juego y de lo que se guarda en progreso.txt y puntajes.txt. </w:t>
       </w:r>
       <w:r>
         <w:rPr>
           <w:shd w:fill="FFFF00" w:color="auto" w:val="clear"/>
         </w:rPr>
-        <w:t xml:space="preserve">[Diseñar el logo y pegarlo en la portada del storyboard]</w:t>
+        <w:t xml:space="preserve">[Ajustar los valores con el módulo sol]</w:t>
       </w:r>
     </w:p>
     <w:p>
       <w:pPr>
+        <w:pStyle w:val="Heading1"/>
+      </w:pPr>
+      <w:r>
+        <w:t xml:space="preserve">8. Logo del proyecto</w:t>
+      </w:r>
+    </w:p>
+    <w:p>
+      <w:pPr>
+        <w:jc w:val="center"/>
+      </w:pPr>
+      <w:r>
+        <w:drawing>
+          <wp:inline distT="0" distB="0" distL="0" distR="0">
+            <wp:extent cx="3619500" cy="1371600"/>
+            <wp:effectExtent t="0" r="0" b="0" l="0"/>
+            <wp:docPr id="1" name="figura" descr="figura" title="figura"/>
+            <wp:cNvGraphicFramePr>
+              <a:graphicFrameLocks xmlns:a="http://schemas.openxmlformats.org/drawingml/2006/main" noChangeAspect="1"/>
+            </wp:cNvGraphicFramePr>
+            <a:graphic xmlns:a="http://schemas.openxmlformats.org/drawingml/2006/main">
+              <a:graphicData uri="http://schemas.openxmlformats.org/drawingml/2006/picture">
+                <pic:pic xmlns:pic="http://schemas.openxmlformats.org/drawingml/2006/picture">
+                  <pic:nvPicPr>
+                    <pic:cNvPr id="0" name="" descr=""/>
+                    <pic:cNvPicPr>
+                      <a:picLocks noChangeAspect="1" noChangeArrowheads="1"/>
+                    </pic:cNvPicPr>
+                  </pic:nvPicPr>
+                  <pic:blipFill>
+                    <a:blip r:embed="rId7" cstate="none"/>
+                    <a:srcRect/>
+                    <a:stretch>
+                      <a:fillRect/>
+                    </a:stretch>
+                  </pic:blipFill>
+                  <pic:spPr bwMode="auto">
+                    <a:xfrm>
+                      <a:off x="0" y="0"/>
+                      <a:ext cx="3619500" cy="1371600"/>
+                    </a:xfrm>
+                    <a:prstGeom prst="rect">
+                      <a:avLst/>
+                    </a:prstGeom>
+                  </pic:spPr>
+                </pic:pic>
+              </a:graphicData>
+            </a:graphic>
+          </wp:inline>
+        </w:drawing>
+      </w:r>
+    </w:p>
+    <w:p>
+      <w:pPr>
         <w:spacing w:after="120" w:line="276"/>
-        <w:jc w:val="both"/>
-      </w:pPr>
-      <w:r>
-        <w:t xml:space="preserve">Nota: el storyboard debe mostrar este logo, porque la rúbrica de la 1ra socialización lo exige.</w:t>
+        <w:jc w:val="center"/>
+      </w:pPr>
+      <w:r>
+        <w:rPr>
+          <w:i/>
+          <w:iCs/>
+          <w:sz w:val="18"/>
+          <w:szCs w:val="18"/>
+        </w:rPr>
+        <w:t xml:space="preserve">Logo de Rutástrofe: letra pixel con un semáforo en lugar de la O y el lema "Decide bien. Llega entero.". Usa los colores del storyboard original (rojo, amarillo y fondo oscuro) y debe aparecer en la portada y en el menú del juego.</w:t>
       </w:r>
     </w:p>
+    <w:p>
+      <w:pPr>
+        <w:pStyle w:val="Heading1"/>
+      </w:pPr>
+      <w:r>
+        <w:t xml:space="preserve">9. Coherencia con el proyecto</w:t>
+      </w:r>
+    </w:p>
+    <w:tbl>
+      <w:tblPr>
+        <w:tblW w:type="dxa" w:w="9360"/>
+        <w:tblBorders>
+          <w:top w:val="single" w:color="auto" w:sz="4"/>
+          <w:left w:val="single" w:color="auto" w:sz="4"/>
+          <w:bottom w:val="single" w:color="auto" w:sz="4"/>
+          <w:right w:val="single" w:color="auto" w:sz="4"/>
+          <w:insideH w:val="single" w:color="auto" w:sz="4"/>
+          <w:insideV w:val="single" w:color="auto" w:sz="4"/>
+        </w:tblBorders>
+      </w:tblPr>
+      <w:tblGrid>
+        <w:gridCol w:w="3600"/>
+        <w:gridCol w:w="5760"/>
+      </w:tblGrid>
+      <w:tr>
+        <w:trPr>
+          <w:cantSplit/>
+          <w:tblHeader/>
+        </w:trPr>
+        <w:tc>
+          <w:tcPr>
+            <w:tcW w:type="dxa" w:w="3600"/>
+            <w:tcBorders>
+              <w:top w:val="single" w:color="999999" w:sz="4"/>
+              <w:left w:val="single" w:color="999999" w:sz="4"/>
+              <w:bottom w:val="single" w:color="999999" w:sz="4"/>
+              <w:right w:val="single" w:color="999999" w:sz="4"/>
+            </w:tcBorders>
+            <w:shd w:fill="1F4E79" w:color="auto" w:val="clear"/>
+            <w:tcMar>
+              <w:top w:type="dxa" w:w="60"/>
+              <w:left w:type="dxa" w:w="90"/>
+              <w:bottom w:type="dxa" w:w="60"/>
+              <w:right w:type="dxa" w:w="90"/>
+            </w:tcMar>
+          </w:tcPr>
+          <w:p>
+            <w:pPr>
+              <w:spacing w:after="40"/>
+            </w:pPr>
+            <w:r>
+              <w:rPr>
+                <w:b/>
+                <w:bCs/>
+                <w:color w:val="FFFFFF"/>
+                <w:sz w:val="19"/>
+                <w:szCs w:val="19"/>
+              </w:rPr>
+              <w:t xml:space="preserve">Criterio de la rúbrica (storyboard)</w:t>
+            </w:r>
+          </w:p>
+        </w:tc>
+        <w:tc>
+          <w:tcPr>
+            <w:tcW w:type="dxa" w:w="5760"/>
+            <w:tcBorders>
+              <w:top w:val="single" w:color="999999" w:sz="4"/>
+              <w:left w:val="single" w:color="999999" w:sz="4"/>
+              <w:bottom w:val="single" w:color="999999" w:sz="4"/>
+              <w:right w:val="single" w:color="999999" w:sz="4"/>
+            </w:tcBorders>
+            <w:shd w:fill="1F4E79" w:color="auto" w:val="clear"/>
+            <w:tcMar>
+              <w:top w:type="dxa" w:w="60"/>
+              <w:left w:type="dxa" w:w="90"/>
+              <w:bottom w:type="dxa" w:w="60"/>
+              <w:right w:type="dxa" w:w="90"/>
+            </w:tcMar>
+          </w:tcPr>
+          <w:p>
+            <w:pPr>
+              <w:spacing w:after="40"/>
+            </w:pPr>
+            <w:r>
+              <w:rPr>
+                <w:b/>
+                <w:bCs/>
+                <w:color w:val="FFFFFF"/>
+                <w:sz w:val="19"/>
+                <w:szCs w:val="19"/>
+              </w:rPr>
+              <w:t xml:space="preserve">Cómo se cumple</w:t>
+            </w:r>
+          </w:p>
+        </w:tc>
+      </w:tr>
+      <w:tr>
+        <w:trPr>
+          <w:cantSplit/>
+          <w:tblHeader w:val="false"/>
+        </w:trPr>
+        <w:tc>
+          <w:tcPr>
+            <w:tcW w:type="dxa" w:w="3600"/>
+            <w:tcBorders>
+              <w:top w:val="single" w:color="999999" w:sz="4"/>
+              <w:left w:val="single" w:color="999999" w:sz="4"/>
+              <w:bottom w:val="single" w:color="999999" w:sz="4"/>
+              <w:right w:val="single" w:color="999999" w:sz="4"/>
+            </w:tcBorders>
+            <w:tcMar>
+              <w:top w:type="dxa" w:w="60"/>
+              <w:left w:type="dxa" w:w="90"/>
+              <w:bottom w:type="dxa" w:w="60"/>
+              <w:right w:type="dxa" w:w="90"/>
+            </w:tcMar>
+          </w:tcPr>
+          <w:p>
+            <w:pPr>
+              <w:spacing w:after="40"/>
+            </w:pPr>
+            <w:r>
+              <w:rPr>
+                <w:sz w:val="19"/>
+                <w:szCs w:val="19"/>
+              </w:rPr>
+              <w:t xml:space="preserve">Coherente con el PIN</w:t>
+            </w:r>
+          </w:p>
+        </w:tc>
+        <w:tc>
+          <w:tcPr>
+            <w:tcW w:type="dxa" w:w="5760"/>
+            <w:tcBorders>
+              <w:top w:val="single" w:color="999999" w:sz="4"/>
+              <w:left w:val="single" w:color="999999" w:sz="4"/>
+              <w:bottom w:val="single" w:color="999999" w:sz="4"/>
+              <w:right w:val="single" w:color="999999" w:sz="4"/>
+            </w:tcBorders>
+            <w:tcMar>
+              <w:top w:type="dxa" w:w="60"/>
+              <w:left w:type="dxa" w:w="90"/>
+              <w:bottom w:type="dxa" w:w="60"/>
+              <w:right w:type="dxa" w:w="90"/>
+            </w:tcMar>
+          </w:tcPr>
+          <w:p>
+            <w:pPr>
+              <w:spacing w:after="40"/>
+            </w:pPr>
+            <w:r>
+              <w:rPr>
+                <w:sz w:val="19"/>
+                <w:szCs w:val="19"/>
+              </w:rPr>
+              <w:t xml:space="preserve">La historia trata de las decisiones al conducir de jóvenes conductores de moto y repartidores en Medellín</w:t>
+            </w:r>
+          </w:p>
+        </w:tc>
+      </w:tr>
+      <w:tr>
+        <w:trPr>
+          <w:cantSplit/>
+          <w:tblHeader w:val="false"/>
+        </w:trPr>
+        <w:tc>
+          <w:tcPr>
+            <w:tcW w:type="dxa" w:w="3600"/>
+            <w:tcBorders>
+              <w:top w:val="single" w:color="999999" w:sz="4"/>
+              <w:left w:val="single" w:color="999999" w:sz="4"/>
+              <w:bottom w:val="single" w:color="999999" w:sz="4"/>
+              <w:right w:val="single" w:color="999999" w:sz="4"/>
+            </w:tcBorders>
+            <w:tcMar>
+              <w:top w:type="dxa" w:w="60"/>
+              <w:left w:type="dxa" w:w="90"/>
+              <w:bottom w:type="dxa" w:w="60"/>
+              <w:right w:type="dxa" w:w="90"/>
+            </w:tcMar>
+          </w:tcPr>
+          <w:p>
+            <w:pPr>
+              <w:spacing w:after="40"/>
+            </w:pPr>
+            <w:r>
+              <w:rPr>
+                <w:sz w:val="19"/>
+                <w:szCs w:val="19"/>
+              </w:rPr>
+              <w:t xml:space="preserve">Usa la imagen de marca (logo)</w:t>
+            </w:r>
+          </w:p>
+        </w:tc>
+        <w:tc>
+          <w:tcPr>
+            <w:tcW w:type="dxa" w:w="5760"/>
+            <w:tcBorders>
+              <w:top w:val="single" w:color="999999" w:sz="4"/>
+              <w:left w:val="single" w:color="999999" w:sz="4"/>
+              <w:bottom w:val="single" w:color="999999" w:sz="4"/>
+              <w:right w:val="single" w:color="999999" w:sz="4"/>
+            </w:tcBorders>
+            <w:tcMar>
+              <w:top w:type="dxa" w:w="60"/>
+              <w:left w:type="dxa" w:w="90"/>
+              <w:bottom w:type="dxa" w:w="60"/>
+              <w:right w:type="dxa" w:w="90"/>
+            </w:tcMar>
+          </w:tcPr>
+          <w:p>
+            <w:pPr>
+              <w:spacing w:after="40"/>
+            </w:pPr>
+            <w:r>
+              <w:rPr>
+                <w:sz w:val="19"/>
+                <w:szCs w:val="19"/>
+              </w:rPr>
+              <w:t xml:space="preserve">Portada y menú con el logo de Rutástrofe</w:t>
+            </w:r>
+          </w:p>
+        </w:tc>
+      </w:tr>
+      <w:tr>
+        <w:trPr>
+          <w:cantSplit/>
+          <w:tblHeader w:val="false"/>
+        </w:trPr>
+        <w:tc>
+          <w:tcPr>
+            <w:tcW w:type="dxa" w:w="3600"/>
+            <w:tcBorders>
+              <w:top w:val="single" w:color="999999" w:sz="4"/>
+              <w:left w:val="single" w:color="999999" w:sz="4"/>
+              <w:bottom w:val="single" w:color="999999" w:sz="4"/>
+              <w:right w:val="single" w:color="999999" w:sz="4"/>
+            </w:tcBorders>
+            <w:tcMar>
+              <w:top w:type="dxa" w:w="60"/>
+              <w:left w:type="dxa" w:w="90"/>
+              <w:bottom w:type="dxa" w:w="60"/>
+              <w:right w:type="dxa" w:w="90"/>
+            </w:tcMar>
+          </w:tcPr>
+          <w:p>
+            <w:pPr>
+              <w:spacing w:after="40"/>
+            </w:pPr>
+            <w:r>
+              <w:rPr>
+                <w:sz w:val="19"/>
+                <w:szCs w:val="19"/>
+              </w:rPr>
+              <w:t xml:space="preserve">Acorde con el alcance</w:t>
+            </w:r>
+          </w:p>
+        </w:tc>
+        <w:tc>
+          <w:tcPr>
+            <w:tcW w:type="dxa" w:w="5760"/>
+            <w:tcBorders>
+              <w:top w:val="single" w:color="999999" w:sz="4"/>
+              <w:left w:val="single" w:color="999999" w:sz="4"/>
+              <w:bottom w:val="single" w:color="999999" w:sz="4"/>
+              <w:right w:val="single" w:color="999999" w:sz="4"/>
+            </w:tcBorders>
+            <w:tcMar>
+              <w:top w:type="dxa" w:w="60"/>
+              <w:left w:type="dxa" w:w="90"/>
+              <w:bottom w:type="dxa" w:w="60"/>
+              <w:right w:type="dxa" w:w="90"/>
+            </w:tcMar>
+          </w:tcPr>
+          <w:p>
+            <w:pPr>
+              <w:spacing w:after="40"/>
+            </w:pPr>
+            <w:r>
+              <w:rPr>
+                <w:sz w:val="19"/>
+                <w:szCs w:val="19"/>
+              </w:rPr>
+              <w:t xml:space="preserve">Interfaz gráfica, tres niveles, decisiones con consecuencias, archivos planos y estructuras algorítmicas</w:t>
+            </w:r>
+          </w:p>
+        </w:tc>
+      </w:tr>
+      <w:tr>
+        <w:trPr>
+          <w:cantSplit/>
+          <w:tblHeader w:val="false"/>
+        </w:trPr>
+        <w:tc>
+          <w:tcPr>
+            <w:tcW w:type="dxa" w:w="3600"/>
+            <w:tcBorders>
+              <w:top w:val="single" w:color="999999" w:sz="4"/>
+              <w:left w:val="single" w:color="999999" w:sz="4"/>
+              <w:bottom w:val="single" w:color="999999" w:sz="4"/>
+              <w:right w:val="single" w:color="999999" w:sz="4"/>
+            </w:tcBorders>
+            <w:tcMar>
+              <w:top w:type="dxa" w:w="60"/>
+              <w:left w:type="dxa" w:w="90"/>
+              <w:bottom w:type="dxa" w:w="60"/>
+              <w:right w:type="dxa" w:w="90"/>
+            </w:tcMar>
+          </w:tcPr>
+          <w:p>
+            <w:pPr>
+              <w:spacing w:after="40"/>
+            </w:pPr>
+            <w:r>
+              <w:rPr>
+                <w:sz w:val="19"/>
+                <w:szCs w:val="19"/>
+              </w:rPr>
+              <w:t xml:space="preserve">Diseño pertinente</w:t>
+            </w:r>
+          </w:p>
+        </w:tc>
+        <w:tc>
+          <w:tcPr>
+            <w:tcW w:type="dxa" w:w="5760"/>
+            <w:tcBorders>
+              <w:top w:val="single" w:color="999999" w:sz="4"/>
+              <w:left w:val="single" w:color="999999" w:sz="4"/>
+              <w:bottom w:val="single" w:color="999999" w:sz="4"/>
+              <w:right w:val="single" w:color="999999" w:sz="4"/>
+            </w:tcBorders>
+            <w:tcMar>
+              <w:top w:type="dxa" w:w="60"/>
+              <w:left w:type="dxa" w:w="90"/>
+              <w:bottom w:type="dxa" w:w="60"/>
+              <w:right w:type="dxa" w:w="90"/>
+            </w:tcMar>
+          </w:tcPr>
+          <w:p>
+            <w:pPr>
+              <w:spacing w:after="40"/>
+            </w:pPr>
+            <w:r>
+              <w:rPr>
+                <w:sz w:val="19"/>
+                <w:szCs w:val="19"/>
+              </w:rPr>
+              <w:t xml:space="preserve">Se conserva el arte y los personajes del storyboard original; se agregan pantallas de decisión, resultados y ranking</w:t>
+            </w:r>
+          </w:p>
+        </w:tc>
+      </w:tr>
+    </w:tbl>
     <w:sectPr>
       <w:pgSz w:w="12240" w:h="15840" w:orient="portrait"/>
       <w:pgMar w:top="1440" w:right="1440" w:bottom="1440" w:left="1440" w:header="708" w:footer="708" w:gutter="0"/>

--- a/Rutastrofe_Guion_Storyboard.docx
+++ b/Rutastrofe_Guion_Storyboard.docx
@@ -601,7 +601,7 @@
                 <w:sz w:val="19"/>
                 <w:szCs w:val="19"/>
               </w:rPr>
-              <w:t xml:space="preserve">Meta de cada nivel: llegar a casa sano y salvo</w:t>
+              <w:t xml:space="preserve">Meta del recorrido: llegar a casa sano y salvo</w:t>
             </w:r>
           </w:p>
         </w:tc>
@@ -720,7 +720,7 @@
         <w:t xml:space="preserve">Casa:</w:t>
       </w:r>
       <w:r>
-        <w:t xml:space="preserve"> punto de inicio y de llegada de cada nivel.</w:t>
+        <w:t xml:space="preserve"> punto de inicio y de llegada de cada partida.</w:t>
       </w:r>
     </w:p>
     <w:p>
@@ -788,7 +788,7 @@
         <w:pStyle w:val="Heading1"/>
       </w:pPr>
       <w:r>
-        <w:t xml:space="preserve">4. Historia (Nivel 1: "La avenida")</w:t>
+        <w:t xml:space="preserve">4. Historia (nivel de conducción)</w:t>
       </w:r>
     </w:p>
     <w:tbl>
@@ -1621,7 +1621,7 @@
                 <w:sz w:val="19"/>
                 <w:szCs w:val="19"/>
               </w:rPr>
-              <w:t xml:space="preserve">Pantalla de resultados: puntaje, vidas, decisiones acertadas y errores. Se guarda el progreso.</w:t>
+              <w:t xml:space="preserve">Pantalla de resultados: puntaje, vidas, decisiones acertadas y errores. Se guarda el puntaje.</w:t>
             </w:r>
           </w:p>
         </w:tc>
@@ -1988,7 +1988,7 @@
                 <w:sz w:val="19"/>
                 <w:szCs w:val="19"/>
               </w:rPr>
-              <w:t xml:space="preserve">C. Selección de nivel</w:t>
+              <w:t xml:space="preserve">C. Instrucciones</w:t>
             </w:r>
           </w:p>
         </w:tc>
@@ -2017,7 +2017,7 @@
                 <w:sz w:val="19"/>
                 <w:szCs w:val="19"/>
               </w:rPr>
-              <w:t xml:space="preserve">Tres niveles (1 La avenida, 2 El barrio, 3 La hora pico); los bloqueados aparecen en gris</w:t>
+              <w:t xml:space="preserve">Objetivo, teclas de control y reglas del juego</w:t>
             </w:r>
           </w:p>
         </w:tc>
@@ -2046,7 +2046,7 @@
                 <w:sz w:val="19"/>
                 <w:szCs w:val="19"/>
               </w:rPr>
-              <w:t xml:space="preserve">progreso.txt (condicional: nivel bloqueado o no)</w:t>
+              <w:t xml:space="preserve">Secuencia: flujo del juego</w:t>
             </w:r>
           </w:p>
         </w:tc>
@@ -2522,7 +2522,16 @@
         <w:pStyle w:val="Heading1"/>
       </w:pPr>
       <w:r>
-        <w:t xml:space="preserve">6. Los otros dos niveles (resumen)</w:t>
+        <w:t xml:space="preserve">6. El nivel de conducción</w:t>
+      </w:r>
+    </w:p>
+    <w:p>
+      <w:pPr>
+        <w:spacing w:after="120" w:line="276"/>
+        <w:jc w:val="both"/>
+      </w:pPr>
+      <w:r>
+        <w:t xml:space="preserve">El juego tiene un único nivel: un recorrido continuo en moto. La dificultad aumenta a medida que avanza el recorrido, y por eso el jugador se enfrenta a situaciones cada vez más exigentes:</w:t>
       </w:r>
     </w:p>
     <w:p>
@@ -2539,10 +2548,10 @@
           <w:b/>
           <w:bCs/>
         </w:rPr>
-        <w:t xml:space="preserve">Nivel 2: "El barrio".</w:t>
-      </w:r>
-      <w:r>
-        <w:t xml:space="preserve"> Jax conduce de noche y con lluvia: visibilidad baja, piso resbaladizo, casco obligatorio, uso del celular y distancia de seguridad con otros vehículos.</w:t>
+        <w:t xml:space="preserve">Semáforos y cruces:</w:t>
+      </w:r>
+      <w:r>
+        <w:t xml:space="preserve"> frenar en rojo o pasar.</w:t>
       </w:r>
     </w:p>
     <w:p>
@@ -2559,10 +2568,70 @@
           <w:b/>
           <w:bCs/>
         </w:rPr>
-        <w:t xml:space="preserve">Nivel 3: "La hora pico".</w:t>
-      </w:r>
-      <w:r>
-        <w:t xml:space="preserve"> Congestión, afán y adelantamientos: el jugador decide si respeta el carril y la fila o se arriesga entre vehículos, y la Cabezota se mueve más rápido.</w:t>
+        <w:t xml:space="preserve">Peatones:</w:t>
+      </w:r>
+      <w:r>
+        <w:t xml:space="preserve"> ceder el paso o arriesgarse.</w:t>
+      </w:r>
+    </w:p>
+    <w:p>
+      <w:pPr>
+        <w:pStyle w:val="ListParagraph"/>
+        <w:numPr>
+          <w:ilvl w:val="0"/>
+          <w:numId w:val="2"/>
+        </w:numPr>
+        <w:spacing w:after="60" w:line="276"/>
+      </w:pPr>
+      <w:r>
+        <w:rPr>
+          <w:b/>
+          <w:bCs/>
+        </w:rPr>
+        <w:t xml:space="preserve">Casco y celular:</w:t>
+      </w:r>
+      <w:r>
+        <w:t xml:space="preserve"> eventos que aparecen en pantalla y que el jugador debe atender de forma segura.</w:t>
+      </w:r>
+    </w:p>
+    <w:p>
+      <w:pPr>
+        <w:pStyle w:val="ListParagraph"/>
+        <w:numPr>
+          <w:ilvl w:val="0"/>
+          <w:numId w:val="2"/>
+        </w:numPr>
+        <w:spacing w:after="60" w:line="276"/>
+      </w:pPr>
+      <w:r>
+        <w:rPr>
+          <w:b/>
+          <w:bCs/>
+        </w:rPr>
+        <w:t xml:space="preserve">Distancia de seguridad y adelantamientos:</w:t>
+      </w:r>
+      <w:r>
+        <w:t xml:space="preserve"> respetar el carril o arriesgarse entre vehículos.</w:t>
+      </w:r>
+    </w:p>
+    <w:p>
+      <w:pPr>
+        <w:pStyle w:val="ListParagraph"/>
+        <w:numPr>
+          <w:ilvl w:val="0"/>
+          <w:numId w:val="2"/>
+        </w:numPr>
+        <w:spacing w:after="60" w:line="276"/>
+      </w:pPr>
+      <w:r>
+        <w:rPr>
+          <w:b/>
+          <w:bCs/>
+        </w:rPr>
+        <w:t xml:space="preserve">Dificultad progresiva:</w:t>
+      </w:r>
+      <w:r>
+        <w:t xml:space="preserve"> más tráfico y una Cabezota más rápida cuanto más se avanza.</w:t>
       </w:r>
     </w:p>
     <w:p>
@@ -3062,7 +3131,7 @@
                 <w:sz w:val="19"/>
                 <w:szCs w:val="19"/>
               </w:rPr>
-              <w:t xml:space="preserve">Fin del nivel</w:t>
+              <w:t xml:space="preserve">Fin de la partida</w:t>
             </w:r>
           </w:p>
         </w:tc>
@@ -3126,7 +3195,7 @@
                 <w:sz w:val="19"/>
                 <w:szCs w:val="19"/>
               </w:rPr>
-              <w:t xml:space="preserve">Nivel superado y progreso guardado</w:t>
+              <w:t xml:space="preserve">Recorrido completado y puntaje guardado</w:t>
             </w:r>
           </w:p>
         </w:tc>
@@ -3173,7 +3242,7 @@
         <w:jc w:val="both"/>
       </w:pPr>
       <w:r>
-        <w:t xml:space="preserve">Estas reglas son la base de los condicionales del juego y de lo que se guarda en progreso.txt y puntajes.txt. </w:t>
+        <w:t xml:space="preserve">Estas reglas son la base de los condicionales del juego y de lo que se guarda en puntajes.txt. </w:t>
       </w:r>
       <w:r>
         <w:rPr>
@@ -3533,7 +3602,7 @@
                 <w:sz w:val="19"/>
                 <w:szCs w:val="19"/>
               </w:rPr>
-              <w:t xml:space="preserve">Interfaz gráfica, tres niveles, decisiones con consecuencias, archivos planos y estructuras algorítmicas</w:t>
+              <w:t xml:space="preserve">Interfaz gráfica, un nivel de conducción de dificultad progresiva, decisiones con consecuencias, archivos planos y estructuras algorítmicas</w:t>
             </w:r>
           </w:p>
         </w:tc>
